--- a/서류/(양식) 01. 참가신청서_(참가자명).docx
+++ b/서류/(양식) 01. 참가신청서_(참가자명).docx
@@ -1,6 +1,6 @@
 
 <file path=word/document.xml><?xml version="1.0" encoding="utf-8"?>
-<w:document xmlns:wpc="http://schemas.microsoft.com/office/word/2010/wordprocessingCanvas" xmlns:cx="http://schemas.microsoft.com/office/drawing/2014/chartex" xmlns:cx1="http://schemas.microsoft.com/office/drawing/2015/9/8/chartex" xmlns:cx2="http://schemas.microsoft.com/office/drawing/2015/10/21/chartex" xmlns:cx3="http://schemas.microsoft.com/office/drawing/2016/5/9/chartex" xmlns:cx4="http://schemas.microsoft.com/office/drawing/2016/5/10/chartex" xmlns:cx5="http://schemas.microsoft.com/office/drawing/2016/5/11/chartex" xmlns:cx6="http://schemas.microsoft.com/office/drawing/2016/5/12/chartex" xmlns:cx7="http://schemas.microsoft.com/office/drawing/2016/5/13/chartex" xmlns:cx8="http://schemas.microsoft.com/office/drawing/2016/5/14/chartex" xmlns:mc="http://schemas.openxmlformats.org/markup-compatibility/2006" xmlns:aink="http://schemas.microsoft.com/office/drawing/2016/ink" xmlns:am3d="http://schemas.microsoft.com/office/drawing/2017/model3d" xmlns:o="urn:schemas-microsoft-com:office:office" xmlns:r="http://schemas.openxmlformats.org/officeDocument/2006/relationships" xmlns:m="http://schemas.openxmlformats.org/officeDocument/2006/math" xmlns:v="urn:schemas-microsoft-com:vml" xmlns:wp14="http://schemas.microsoft.com/office/word/2010/wordprocessingDrawing" xmlns:wp="http://schemas.openxmlformats.org/drawingml/2006/wordprocessingDrawing" xmlns:w10="urn:schemas-microsoft-com:office:word" xmlns:w="http://schemas.openxmlformats.org/wordprocessingml/2006/main" xmlns:w14="http://schemas.microsoft.com/office/word/2010/wordml" xmlns:w15="http://schemas.microsoft.com/office/word/2012/wordml" xmlns:w16cex="http://schemas.microsoft.com/office/word/2018/wordml/cex" xmlns:w16cid="http://schemas.microsoft.com/office/word/2016/wordml/cid" xmlns:w16="http://schemas.microsoft.com/office/word/2018/wordml" xmlns:w16sdtdh="http://schemas.microsoft.com/office/word/2020/wordml/sdtdatahash" xmlns:w16se="http://schemas.microsoft.com/office/word/2015/wordml/symex" xmlns:wpg="http://schemas.microsoft.com/office/word/2010/wordprocessingGroup" xmlns:wpi="http://schemas.microsoft.com/office/word/2010/wordprocessingInk" xmlns:wne="http://schemas.microsoft.com/office/word/2006/wordml" xmlns:wps="http://schemas.microsoft.com/office/word/2010/wordprocessingShape" mc:Ignorable="w14 w15 w16se w16cid w16 w16cex w16sdtdh wp14">
+<w:document xmlns:wpc="http://schemas.microsoft.com/office/word/2010/wordprocessingCanvas" xmlns:cx="http://schemas.microsoft.com/office/drawing/2014/chartex" xmlns:cx1="http://schemas.microsoft.com/office/drawing/2015/9/8/chartex" xmlns:cx2="http://schemas.microsoft.com/office/drawing/2015/10/21/chartex" xmlns:cx3="http://schemas.microsoft.com/office/drawing/2016/5/9/chartex" xmlns:cx4="http://schemas.microsoft.com/office/drawing/2016/5/10/chartex" xmlns:cx5="http://schemas.microsoft.com/office/drawing/2016/5/11/chartex" xmlns:cx6="http://schemas.microsoft.com/office/drawing/2016/5/12/chartex" xmlns:cx7="http://schemas.microsoft.com/office/drawing/2016/5/13/chartex" xmlns:cx8="http://schemas.microsoft.com/office/drawing/2016/5/14/chartex" xmlns:mc="http://schemas.openxmlformats.org/markup-compatibility/2006" xmlns:aink="http://schemas.microsoft.com/office/drawing/2016/ink" xmlns:am3d="http://schemas.microsoft.com/office/drawing/2017/model3d" xmlns:o="urn:schemas-microsoft-com:office:office" xmlns:oel="http://schemas.microsoft.com/office/2019/extlst" xmlns:r="http://schemas.openxmlformats.org/officeDocument/2006/relationships" xmlns:m="http://schemas.openxmlformats.org/officeDocument/2006/math" xmlns:v="urn:schemas-microsoft-com:vml" xmlns:wp14="http://schemas.microsoft.com/office/word/2010/wordprocessingDrawing" xmlns:wp="http://schemas.openxmlformats.org/drawingml/2006/wordprocessingDrawing" xmlns:w10="urn:schemas-microsoft-com:office:word" xmlns:w="http://schemas.openxmlformats.org/wordprocessingml/2006/main" xmlns:w14="http://schemas.microsoft.com/office/word/2010/wordml" xmlns:w15="http://schemas.microsoft.com/office/word/2012/wordml" xmlns:w16cex="http://schemas.microsoft.com/office/word/2018/wordml/cex" xmlns:w16cid="http://schemas.microsoft.com/office/word/2016/wordml/cid" xmlns:w16="http://schemas.microsoft.com/office/word/2018/wordml" xmlns:w16du="http://schemas.microsoft.com/office/word/2023/wordml/word16du" xmlns:w16sdtdh="http://schemas.microsoft.com/office/word/2020/wordml/sdtdatahash" xmlns:w16sdtfl="http://schemas.microsoft.com/office/word/2024/wordml/sdtformatlock" xmlns:w16se="http://schemas.microsoft.com/office/word/2015/wordml/symex" xmlns:wpg="http://schemas.microsoft.com/office/word/2010/wordprocessingGroup" xmlns:wpi="http://schemas.microsoft.com/office/word/2010/wordprocessingInk" xmlns:wne="http://schemas.microsoft.com/office/word/2006/wordml" xmlns:wps="http://schemas.microsoft.com/office/word/2010/wordprocessingShape" mc:Ignorable="w14 w15 w16se w16cid w16 w16cex w16sdtdh w16sdtfl w16du wp14">
   <w:body>
     <w:tbl>
       <w:tblPr>
@@ -83,25 +83,7 @@
                 <w:bCs/>
                 <w:sz w:val="32"/>
               </w:rPr>
-              <w:t xml:space="preserve"> </w:t>
-            </w:r>
-            <w:proofErr w:type="spellStart"/>
-            <w:r>
-              <w:rPr>
-                <w:rFonts w:ascii="페이퍼로지 6 SemiBold" w:eastAsia="페이퍼로지 6 SemiBold" w:hAnsi="페이퍼로지 6 SemiBold" w:hint="eastAsia"/>
-                <w:bCs/>
-                <w:sz w:val="32"/>
-              </w:rPr>
-              <w:t>챌린지</w:t>
-            </w:r>
-            <w:proofErr w:type="spellEnd"/>
-            <w:r>
-              <w:rPr>
-                <w:rFonts w:ascii="페이퍼로지 6 SemiBold" w:eastAsia="페이퍼로지 6 SemiBold" w:hAnsi="페이퍼로지 6 SemiBold" w:hint="eastAsia"/>
-                <w:bCs/>
-                <w:sz w:val="32"/>
-              </w:rPr>
-              <w:t xml:space="preserve"> 참가신청서</w:t>
+              <w:t xml:space="preserve"> 챌린지 참가신청서</w:t>
             </w:r>
           </w:p>
         </w:tc>
@@ -168,66 +150,6 @@
         </w:rPr>
         <w:t xml:space="preserve"> </w:t>
       </w:r>
-      <w:r>
-        <w:rPr>
-          <w:rFonts w:ascii="페이퍼로지 6 SemiBold" w:eastAsia="페이퍼로지 6 SemiBold" w:hAnsi="페이퍼로지 6 SemiBold"/>
-          <w:bCs/>
-          <w:color w:val="0070C0"/>
-          <w:spacing w:val="-3"/>
-          <w:szCs w:val="18"/>
-        </w:rPr>
-        <w:t>(</w:t>
-      </w:r>
-      <w:r>
-        <w:rPr>
-          <w:rFonts w:ascii="페이퍼로지 6 SemiBold" w:eastAsia="페이퍼로지 6 SemiBold" w:hAnsi="페이퍼로지 6 SemiBold" w:hint="eastAsia"/>
-          <w:bCs/>
-          <w:color w:val="0070C0"/>
-          <w:spacing w:val="-3"/>
-          <w:szCs w:val="18"/>
-        </w:rPr>
-        <w:t>개인</w:t>
-      </w:r>
-      <w:r>
-        <w:rPr>
-          <w:rFonts w:ascii="페이퍼로지 6 SemiBold" w:eastAsia="페이퍼로지 6 SemiBold" w:hAnsi="페이퍼로지 6 SemiBold" w:hint="eastAsia"/>
-          <w:bCs/>
-          <w:color w:val="0070C0"/>
-          <w:spacing w:val="-3"/>
-          <w:szCs w:val="18"/>
-        </w:rPr>
-        <w:t xml:space="preserve">의 </w:t>
-      </w:r>
-      <w:r>
-        <w:rPr>
-          <w:rFonts w:ascii="페이퍼로지 6 SemiBold" w:eastAsia="페이퍼로지 6 SemiBold" w:hAnsi="페이퍼로지 6 SemiBold" w:hint="eastAsia"/>
-          <w:bCs/>
-          <w:color w:val="0070C0"/>
-          <w:spacing w:val="-3"/>
-          <w:szCs w:val="18"/>
-        </w:rPr>
-        <w:t>경우에는</w:t>
-      </w:r>
-      <w:r>
-        <w:rPr>
-          <w:rFonts w:ascii="페이퍼로지 6 SemiBold" w:eastAsia="페이퍼로지 6 SemiBold" w:hAnsi="페이퍼로지 6 SemiBold"/>
-          <w:bCs/>
-          <w:color w:val="0070C0"/>
-          <w:spacing w:val="-3"/>
-          <w:szCs w:val="18"/>
-        </w:rPr>
-        <w:t xml:space="preserve"> </w:t>
-      </w:r>
-      <w:r>
-        <w:rPr>
-          <w:rFonts w:ascii="페이퍼로지 6 SemiBold" w:eastAsia="페이퍼로지 6 SemiBold" w:hAnsi="페이퍼로지 6 SemiBold" w:hint="eastAsia"/>
-          <w:bCs/>
-          <w:color w:val="0070C0"/>
-          <w:spacing w:val="-3"/>
-          <w:szCs w:val="18"/>
-        </w:rPr>
-        <w:t>작성 불필요)</w:t>
-      </w:r>
     </w:p>
     <w:tbl>
       <w:tblPr>
@@ -318,116 +240,93 @@
               <w:spacing w:line="276" w:lineRule="auto"/>
               <w:jc w:val="left"/>
               <w:rPr>
-                <w:rFonts w:ascii="페이퍼로지 6 SemiBold" w:eastAsia="페이퍼로지 6 SemiBold" w:hAnsi="페이퍼로지 6 SemiBold"/>
-                <w:bCs/>
-              </w:rPr>
-            </w:pPr>
-            <w:r>
-              <w:rPr>
-                <w:rFonts w:ascii="페이퍼로지 6 SemiBold" w:eastAsia="페이퍼로지 6 SemiBold" w:hAnsi="페이퍼로지 6 SemiBold"/>
+                <w:rFonts w:ascii="페이퍼로지 6 SemiBold" w:eastAsia="페이퍼로지 6 SemiBold" w:hAnsi="페이퍼로지 6 SemiBold" w:hint="eastAsia"/>
+                <w:bCs/>
+              </w:rPr>
+            </w:pPr>
+            <w:proofErr w:type="spellStart"/>
+            <w:r>
+              <w:rPr>
+                <w:rFonts w:ascii="Cambria" w:eastAsia="페이퍼로지 6 SemiBold" w:hAnsi="Cambria" w:hint="eastAsia"/>
                 <w:bCs/>
                 <w:color w:val="FF0000"/>
               </w:rPr>
-              <w:t xml:space="preserve">※ </w:t>
-            </w:r>
+              <w:t>수노</w:t>
+            </w:r>
+            <w:proofErr w:type="spellEnd"/>
+          </w:p>
+        </w:tc>
+        <w:tc>
+          <w:tcPr>
+            <w:tcW w:w="1417" w:type="dxa"/>
+            <w:tcBorders>
+              <w:top w:val="single" w:sz="3" w:space="0" w:color="0A0000"/>
+              <w:left w:val="single" w:sz="3" w:space="0" w:color="0A0000"/>
+              <w:bottom w:val="single" w:sz="3" w:space="0" w:color="0A0000"/>
+              <w:right w:val="single" w:sz="3" w:space="0" w:color="0A0000"/>
+            </w:tcBorders>
+            <w:shd w:val="clear" w:color="auto" w:fill="F2F2F2" w:themeFill="background1" w:themeFillShade="F2"/>
+            <w:vAlign w:val="center"/>
+          </w:tcPr>
+          <w:p>
+            <w:pPr>
+              <w:pStyle w:val="10"/>
+              <w:wordWrap/>
+              <w:spacing w:line="276" w:lineRule="auto"/>
+              <w:jc w:val="center"/>
+              <w:rPr>
+                <w:rFonts w:ascii="페이퍼로지 6 SemiBold" w:eastAsia="페이퍼로지 6 SemiBold" w:hAnsi="페이퍼로지 6 SemiBold"/>
+                <w:bCs/>
+              </w:rPr>
+            </w:pPr>
+            <w:proofErr w:type="spellStart"/>
             <w:r>
               <w:rPr>
                 <w:rFonts w:ascii="페이퍼로지 6 SemiBold" w:eastAsia="페이퍼로지 6 SemiBold" w:hAnsi="페이퍼로지 6 SemiBold" w:hint="eastAsia"/>
                 <w:bCs/>
-                <w:color w:val="FF0000"/>
-              </w:rPr>
-              <w:t xml:space="preserve">팀의 경우 </w:t>
-            </w:r>
-            <w:proofErr w:type="spellStart"/>
+              </w:rPr>
+              <w:t>직</w:t>
+            </w:r>
+            <w:r>
+              <w:rPr>
+                <w:rFonts w:ascii="페이퍼로지 6 SemiBold" w:eastAsia="페이퍼로지 6 SemiBold" w:hAnsi="페이퍼로지 6 SemiBold"/>
+                <w:bCs/>
+              </w:rPr>
+              <w:t>원수</w:t>
+            </w:r>
+            <w:proofErr w:type="spellEnd"/>
+          </w:p>
+        </w:tc>
+        <w:tc>
+          <w:tcPr>
+            <w:tcW w:w="3458" w:type="dxa"/>
+            <w:tcBorders>
+              <w:top w:val="single" w:sz="3" w:space="0" w:color="0A0000"/>
+              <w:left w:val="single" w:sz="3" w:space="0" w:color="0A0000"/>
+              <w:bottom w:val="single" w:sz="3" w:space="0" w:color="0A0000"/>
+              <w:right w:val="single" w:sz="3" w:space="0" w:color="0A0000"/>
+            </w:tcBorders>
+            <w:vAlign w:val="center"/>
+          </w:tcPr>
+          <w:p>
+            <w:pPr>
+              <w:pStyle w:val="10"/>
+              <w:wordWrap/>
+              <w:spacing w:line="276" w:lineRule="auto"/>
+              <w:jc w:val="left"/>
+              <w:rPr>
+                <w:rFonts w:ascii="페이퍼로지 6 SemiBold" w:eastAsia="페이퍼로지 6 SemiBold" w:hAnsi="페이퍼로지 6 SemiBold"/>
+                <w:bCs/>
+                <w:color w:val="000000" w:themeColor="text1"/>
+              </w:rPr>
+            </w:pPr>
             <w:r>
               <w:rPr>
                 <w:rFonts w:ascii="페이퍼로지 6 SemiBold" w:eastAsia="페이퍼로지 6 SemiBold" w:hAnsi="페이퍼로지 6 SemiBold" w:hint="eastAsia"/>
                 <w:bCs/>
-                <w:color w:val="FF0000"/>
-              </w:rPr>
-              <w:t>팀명</w:t>
-            </w:r>
-            <w:proofErr w:type="spellEnd"/>
-          </w:p>
-        </w:tc>
-        <w:tc>
-          <w:tcPr>
-            <w:tcW w:w="1417" w:type="dxa"/>
-            <w:tcBorders>
-              <w:top w:val="single" w:sz="3" w:space="0" w:color="0A0000"/>
-              <w:left w:val="single" w:sz="3" w:space="0" w:color="0A0000"/>
-              <w:bottom w:val="single" w:sz="3" w:space="0" w:color="0A0000"/>
-              <w:right w:val="single" w:sz="3" w:space="0" w:color="0A0000"/>
-            </w:tcBorders>
-            <w:shd w:val="clear" w:color="auto" w:fill="F2F2F2" w:themeFill="background1" w:themeFillShade="F2"/>
-            <w:vAlign w:val="center"/>
-          </w:tcPr>
-          <w:p>
-            <w:pPr>
-              <w:pStyle w:val="10"/>
-              <w:wordWrap/>
-              <w:spacing w:line="276" w:lineRule="auto"/>
-              <w:jc w:val="center"/>
-              <w:rPr>
-                <w:rFonts w:ascii="페이퍼로지 6 SemiBold" w:eastAsia="페이퍼로지 6 SemiBold" w:hAnsi="페이퍼로지 6 SemiBold"/>
-                <w:bCs/>
-              </w:rPr>
-            </w:pPr>
-            <w:proofErr w:type="spellStart"/>
-            <w:r>
-              <w:rPr>
-                <w:rFonts w:ascii="페이퍼로지 6 SemiBold" w:eastAsia="페이퍼로지 6 SemiBold" w:hAnsi="페이퍼로지 6 SemiBold" w:hint="eastAsia"/>
-                <w:bCs/>
-              </w:rPr>
-              <w:t>직</w:t>
-            </w:r>
-            <w:r>
-              <w:rPr>
-                <w:rFonts w:ascii="페이퍼로지 6 SemiBold" w:eastAsia="페이퍼로지 6 SemiBold" w:hAnsi="페이퍼로지 6 SemiBold"/>
-                <w:bCs/>
-              </w:rPr>
-              <w:t>원수</w:t>
-            </w:r>
-            <w:proofErr w:type="spellEnd"/>
-          </w:p>
-        </w:tc>
-        <w:tc>
-          <w:tcPr>
-            <w:tcW w:w="3458" w:type="dxa"/>
-            <w:tcBorders>
-              <w:top w:val="single" w:sz="3" w:space="0" w:color="0A0000"/>
-              <w:left w:val="single" w:sz="3" w:space="0" w:color="0A0000"/>
-              <w:bottom w:val="single" w:sz="3" w:space="0" w:color="0A0000"/>
-              <w:right w:val="single" w:sz="3" w:space="0" w:color="0A0000"/>
-            </w:tcBorders>
-            <w:vAlign w:val="center"/>
-          </w:tcPr>
-          <w:p>
-            <w:pPr>
-              <w:pStyle w:val="10"/>
-              <w:wordWrap/>
-              <w:spacing w:line="276" w:lineRule="auto"/>
-              <w:jc w:val="left"/>
-              <w:rPr>
-                <w:rFonts w:ascii="페이퍼로지 6 SemiBold" w:eastAsia="페이퍼로지 6 SemiBold" w:hAnsi="페이퍼로지 6 SemiBold"/>
-                <w:bCs/>
-              </w:rPr>
-            </w:pPr>
-            <w:r>
-              <w:rPr>
-                <w:rFonts w:ascii="페이퍼로지 6 SemiBold" w:eastAsia="페이퍼로지 6 SemiBold" w:hAnsi="페이퍼로지 6 SemiBold"/>
-                <w:bCs/>
-                <w:color w:val="FF0000"/>
-              </w:rPr>
-              <w:t xml:space="preserve">※ </w:t>
-            </w:r>
-            <w:r>
-              <w:rPr>
-                <w:rFonts w:ascii="페이퍼로지 6 SemiBold" w:eastAsia="페이퍼로지 6 SemiBold" w:hAnsi="페이퍼로지 6 SemiBold" w:hint="eastAsia"/>
-                <w:bCs/>
-                <w:color w:val="FF0000"/>
-              </w:rPr>
-              <w:t>팀의 경우 구성원 수</w:t>
+                <w:color w:val="000000" w:themeColor="text1"/>
+              </w:rPr>
+              <w:t>2</w:t>
             </w:r>
           </w:p>
         </w:tc>
@@ -487,41 +386,48 @@
               <w:wordWrap/>
               <w:spacing w:line="276" w:lineRule="auto"/>
               <w:rPr>
-                <w:rFonts w:ascii="페이퍼로지 6 SemiBold" w:eastAsia="페이퍼로지 6 SemiBold" w:hAnsi="페이퍼로지 6 SemiBold"/>
-                <w:bCs/>
-              </w:rPr>
-            </w:pPr>
-            <w:r>
-              <w:rPr>
-                <w:rFonts w:ascii="페이퍼로지 6 SemiBold" w:eastAsia="페이퍼로지 6 SemiBold" w:hAnsi="페이퍼로지 6 SemiBold"/>
-                <w:bCs/>
-                <w:color w:val="FF0000"/>
-              </w:rPr>
-              <w:t xml:space="preserve">※ </w:t>
-            </w:r>
-            <w:r>
-              <w:rPr>
                 <w:rFonts w:ascii="페이퍼로지 6 SemiBold" w:eastAsia="페이퍼로지 6 SemiBold" w:hAnsi="페이퍼로지 6 SemiBold" w:hint="eastAsia"/>
                 <w:bCs/>
-                <w:color w:val="FF0000"/>
-              </w:rPr>
-              <w:t>팀의 경우,</w:t>
-            </w:r>
-            <w:r>
-              <w:rPr>
-                <w:rFonts w:ascii="페이퍼로지 6 SemiBold" w:eastAsia="페이퍼로지 6 SemiBold" w:hAnsi="페이퍼로지 6 SemiBold"/>
-                <w:bCs/>
-                <w:color w:val="FF0000"/>
-              </w:rPr>
-              <w:t xml:space="preserve"> </w:t>
-            </w:r>
-            <w:r>
-              <w:rPr>
-                <w:rFonts w:ascii="페이퍼로지 6 SemiBold" w:eastAsia="페이퍼로지 6 SemiBold" w:hAnsi="페이퍼로지 6 SemiBold" w:hint="eastAsia"/>
-                <w:bCs/>
-                <w:color w:val="FF0000"/>
-              </w:rPr>
-              <w:t>대표 담당자의 주소</w:t>
+              </w:rPr>
+            </w:pPr>
+            <w:r>
+              <w:rPr>
+                <w:rFonts w:ascii="바탕" w:eastAsia="바탕" w:hAnsi="바탕" w:cs="바탕" w:hint="eastAsia"/>
+                <w:bCs/>
+              </w:rPr>
+              <w:t xml:space="preserve">경기도 군포시 </w:t>
+            </w:r>
+            <w:proofErr w:type="spellStart"/>
+            <w:r>
+              <w:rPr>
+                <w:rFonts w:ascii="바탕" w:eastAsia="바탕" w:hAnsi="바탕" w:cs="바탕" w:hint="eastAsia"/>
+                <w:bCs/>
+              </w:rPr>
+              <w:t>당동</w:t>
+            </w:r>
+            <w:proofErr w:type="spellEnd"/>
+            <w:r>
+              <w:rPr>
+                <w:rFonts w:ascii="바탕" w:eastAsia="바탕" w:hAnsi="바탕" w:cs="바탕" w:hint="eastAsia"/>
+                <w:bCs/>
+              </w:rPr>
+              <w:t xml:space="preserve"> 766-17 </w:t>
+            </w:r>
+            <w:proofErr w:type="spellStart"/>
+            <w:r>
+              <w:rPr>
+                <w:rFonts w:ascii="바탕" w:eastAsia="바탕" w:hAnsi="바탕" w:cs="바탕" w:hint="eastAsia"/>
+                <w:bCs/>
+              </w:rPr>
+              <w:t>우양아파트</w:t>
+            </w:r>
+            <w:proofErr w:type="spellEnd"/>
+            <w:r>
+              <w:rPr>
+                <w:rFonts w:ascii="바탕" w:eastAsia="바탕" w:hAnsi="바탕" w:cs="바탕" w:hint="eastAsia"/>
+                <w:bCs/>
+              </w:rPr>
+              <w:t xml:space="preserve"> 1002호</w:t>
             </w:r>
           </w:p>
         </w:tc>
@@ -712,6 +618,13 @@
                 <w:bCs/>
               </w:rPr>
             </w:pPr>
+            <w:r>
+              <w:rPr>
+                <w:rFonts w:ascii="바탕" w:eastAsia="바탕" w:hAnsi="바탕" w:cs="바탕" w:hint="eastAsia"/>
+                <w:bCs/>
+              </w:rPr>
+              <w:t>조성윤</w:t>
+            </w:r>
           </w:p>
         </w:tc>
         <w:tc>
@@ -764,10 +677,24 @@
               <w:spacing w:line="276" w:lineRule="auto"/>
               <w:jc w:val="center"/>
               <w:rPr>
-                <w:rFonts w:ascii="페이퍼로지 6 SemiBold" w:eastAsia="페이퍼로지 6 SemiBold" w:hAnsi="페이퍼로지 6 SemiBold"/>
-                <w:bCs/>
-              </w:rPr>
-            </w:pPr>
+                <w:rFonts w:ascii="Cambria" w:eastAsia="페이퍼로지 6 SemiBold" w:hAnsi="Cambria" w:hint="eastAsia"/>
+                <w:bCs/>
+              </w:rPr>
+            </w:pPr>
+            <w:r>
+              <w:rPr>
+                <w:rFonts w:ascii="페이퍼로지 6 SemiBold" w:eastAsia="페이퍼로지 6 SemiBold" w:hAnsi="페이퍼로지 6 SemiBold" w:hint="eastAsia"/>
+                <w:bCs/>
+              </w:rPr>
+              <w:t>1</w:t>
+            </w:r>
+            <w:r>
+              <w:rPr>
+                <w:rFonts w:ascii="Cambria" w:eastAsia="페이퍼로지 6 SemiBold" w:hAnsi="Cambria" w:hint="eastAsia"/>
+                <w:bCs/>
+              </w:rPr>
+              <w:t>999.06.11</w:t>
+            </w:r>
           </w:p>
         </w:tc>
       </w:tr>
@@ -827,10 +754,49 @@
               <w:spacing w:line="276" w:lineRule="auto"/>
               <w:jc w:val="center"/>
               <w:rPr>
-                <w:rFonts w:ascii="페이퍼로지 6 SemiBold" w:eastAsia="페이퍼로지 6 SemiBold" w:hAnsi="페이퍼로지 6 SemiBold"/>
-                <w:bCs/>
-              </w:rPr>
-            </w:pPr>
+                <w:rFonts w:ascii="페이퍼로지 6 SemiBold" w:eastAsia="페이퍼로지 6 SemiBold" w:hAnsi="페이퍼로지 6 SemiBold" w:hint="eastAsia"/>
+                <w:bCs/>
+              </w:rPr>
+            </w:pPr>
+            <w:r>
+              <w:rPr>
+                <w:rFonts w:ascii="바탕" w:eastAsia="바탕" w:hAnsi="바탕" w:cs="바탕" w:hint="eastAsia"/>
+                <w:bCs/>
+              </w:rPr>
+              <w:t xml:space="preserve">경기도 군포시 </w:t>
+            </w:r>
+            <w:proofErr w:type="spellStart"/>
+            <w:r>
+              <w:rPr>
+                <w:rFonts w:ascii="바탕" w:eastAsia="바탕" w:hAnsi="바탕" w:cs="바탕" w:hint="eastAsia"/>
+                <w:bCs/>
+              </w:rPr>
+              <w:t>당동</w:t>
+            </w:r>
+            <w:proofErr w:type="spellEnd"/>
+            <w:r>
+              <w:rPr>
+                <w:rFonts w:ascii="바탕" w:eastAsia="바탕" w:hAnsi="바탕" w:cs="바탕" w:hint="eastAsia"/>
+                <w:bCs/>
+              </w:rPr>
+              <w:t xml:space="preserve"> 766-17 </w:t>
+            </w:r>
+            <w:proofErr w:type="spellStart"/>
+            <w:r>
+              <w:rPr>
+                <w:rFonts w:ascii="바탕" w:eastAsia="바탕" w:hAnsi="바탕" w:cs="바탕" w:hint="eastAsia"/>
+                <w:bCs/>
+              </w:rPr>
+              <w:t>우양아파트</w:t>
+            </w:r>
+            <w:proofErr w:type="spellEnd"/>
+            <w:r>
+              <w:rPr>
+                <w:rFonts w:ascii="바탕" w:eastAsia="바탕" w:hAnsi="바탕" w:cs="바탕" w:hint="eastAsia"/>
+                <w:bCs/>
+              </w:rPr>
+              <w:t xml:space="preserve"> 1002호</w:t>
+            </w:r>
           </w:p>
         </w:tc>
       </w:tr>
@@ -889,10 +855,17 @@
               <w:spacing w:line="276" w:lineRule="auto"/>
               <w:jc w:val="center"/>
               <w:rPr>
-                <w:rFonts w:ascii="페이퍼로지 6 SemiBold" w:eastAsia="페이퍼로지 6 SemiBold" w:hAnsi="페이퍼로지 6 SemiBold"/>
-                <w:bCs/>
-              </w:rPr>
-            </w:pPr>
+                <w:rFonts w:ascii="Cambria" w:eastAsia="페이퍼로지 6 SemiBold" w:hAnsi="Cambria" w:hint="eastAsia"/>
+                <w:bCs/>
+              </w:rPr>
+            </w:pPr>
+            <w:r>
+              <w:rPr>
+                <w:rFonts w:ascii="Cambria" w:eastAsia="페이퍼로지 6 SemiBold" w:hAnsi="Cambria" w:hint="eastAsia"/>
+                <w:bCs/>
+              </w:rPr>
+              <w:t>010-7519-5740</w:t>
+            </w:r>
           </w:p>
         </w:tc>
         <w:tc>
@@ -945,10 +918,17 @@
               <w:spacing w:line="276" w:lineRule="auto"/>
               <w:jc w:val="center"/>
               <w:rPr>
-                <w:rFonts w:ascii="페이퍼로지 6 SemiBold" w:eastAsia="페이퍼로지 6 SemiBold" w:hAnsi="페이퍼로지 6 SemiBold"/>
-                <w:bCs/>
-              </w:rPr>
-            </w:pPr>
+                <w:rFonts w:ascii="페이퍼로지 6 SemiBold" w:eastAsia="페이퍼로지 6 SemiBold" w:hAnsi="페이퍼로지 6 SemiBold" w:hint="eastAsia"/>
+                <w:bCs/>
+              </w:rPr>
+            </w:pPr>
+            <w:r>
+              <w:rPr>
+                <w:rFonts w:ascii="바탕" w:eastAsia="바탕" w:hAnsi="바탕" w:cs="바탕" w:hint="eastAsia"/>
+                <w:bCs/>
+              </w:rPr>
+              <w:t>swat2054@naver.com</w:t>
+            </w:r>
           </w:p>
         </w:tc>
       </w:tr>
@@ -1167,30 +1147,6 @@
               <w:t>전체이용가</w:t>
             </w:r>
             <w:proofErr w:type="spellEnd"/>
-            <w:r>
-              <w:rPr>
-                <w:rFonts w:ascii="페이퍼로지 6 SemiBold" w:eastAsia="페이퍼로지 6 SemiBold" w:hAnsi="페이퍼로지 6 SemiBold" w:hint="eastAsia"/>
-                <w:bCs/>
-                <w:color w:val="0070C0"/>
-              </w:rPr>
-              <w:t xml:space="preserve"> </w:t>
-            </w:r>
-            <w:r>
-              <w:rPr>
-                <w:rFonts w:ascii="페이퍼로지 6 SemiBold" w:eastAsia="페이퍼로지 6 SemiBold" w:hAnsi="페이퍼로지 6 SemiBold"/>
-                <w:bCs/>
-                <w:color w:val="0070C0"/>
-              </w:rPr>
-              <w:t>(</w:t>
-            </w:r>
-            <w:r>
-              <w:rPr>
-                <w:rFonts w:ascii="페이퍼로지 6 SemiBold" w:eastAsia="페이퍼로지 6 SemiBold" w:hAnsi="페이퍼로지 6 SemiBold" w:hint="eastAsia"/>
-                <w:bCs/>
-                <w:color w:val="0070C0"/>
-              </w:rPr>
-              <w:t>필수 사항)</w:t>
-            </w:r>
           </w:p>
         </w:tc>
       </w:tr>
@@ -2099,7 +2055,7 @@
 </file>
 
 <file path=word/endnotes.xml><?xml version="1.0" encoding="utf-8"?>
-<w:endnotes xmlns:wpc="http://schemas.microsoft.com/office/word/2010/wordprocessingCanvas" xmlns:cx="http://schemas.microsoft.com/office/drawing/2014/chartex" xmlns:cx1="http://schemas.microsoft.com/office/drawing/2015/9/8/chartex" xmlns:cx2="http://schemas.microsoft.com/office/drawing/2015/10/21/chartex" xmlns:cx3="http://schemas.microsoft.com/office/drawing/2016/5/9/chartex" xmlns:cx4="http://schemas.microsoft.com/office/drawing/2016/5/10/chartex" xmlns:cx5="http://schemas.microsoft.com/office/drawing/2016/5/11/chartex" xmlns:cx6="http://schemas.microsoft.com/office/drawing/2016/5/12/chartex" xmlns:cx7="http://schemas.microsoft.com/office/drawing/2016/5/13/chartex" xmlns:cx8="http://schemas.microsoft.com/office/drawing/2016/5/14/chartex" xmlns:mc="http://schemas.openxmlformats.org/markup-compatibility/2006" xmlns:aink="http://schemas.microsoft.com/office/drawing/2016/ink" xmlns:am3d="http://schemas.microsoft.com/office/drawing/2017/model3d" xmlns:o="urn:schemas-microsoft-com:office:office" xmlns:r="http://schemas.openxmlformats.org/officeDocument/2006/relationships" xmlns:m="http://schemas.openxmlformats.org/officeDocument/2006/math" xmlns:v="urn:schemas-microsoft-com:vml" xmlns:wp14="http://schemas.microsoft.com/office/word/2010/wordprocessingDrawing" xmlns:wp="http://schemas.openxmlformats.org/drawingml/2006/wordprocessingDrawing" xmlns:w10="urn:schemas-microsoft-com:office:word" xmlns:w="http://schemas.openxmlformats.org/wordprocessingml/2006/main" xmlns:w14="http://schemas.microsoft.com/office/word/2010/wordml" xmlns:w15="http://schemas.microsoft.com/office/word/2012/wordml" xmlns:w16cex="http://schemas.microsoft.com/office/word/2018/wordml/cex" xmlns:w16cid="http://schemas.microsoft.com/office/word/2016/wordml/cid" xmlns:w16="http://schemas.microsoft.com/office/word/2018/wordml" xmlns:w16sdtdh="http://schemas.microsoft.com/office/word/2020/wordml/sdtdatahash" xmlns:w16se="http://schemas.microsoft.com/office/word/2015/wordml/symex" xmlns:wpg="http://schemas.microsoft.com/office/word/2010/wordprocessingGroup" xmlns:wpi="http://schemas.microsoft.com/office/word/2010/wordprocessingInk" xmlns:wne="http://schemas.microsoft.com/office/word/2006/wordml" xmlns:wps="http://schemas.microsoft.com/office/word/2010/wordprocessingShape" mc:Ignorable="w14 w15 w16se w16cid w16 w16cex w16sdtdh wp14">
+<w:endnotes xmlns:wpc="http://schemas.microsoft.com/office/word/2010/wordprocessingCanvas" xmlns:cx="http://schemas.microsoft.com/office/drawing/2014/chartex" xmlns:cx1="http://schemas.microsoft.com/office/drawing/2015/9/8/chartex" xmlns:cx2="http://schemas.microsoft.com/office/drawing/2015/10/21/chartex" xmlns:cx3="http://schemas.microsoft.com/office/drawing/2016/5/9/chartex" xmlns:cx4="http://schemas.microsoft.com/office/drawing/2016/5/10/chartex" xmlns:cx5="http://schemas.microsoft.com/office/drawing/2016/5/11/chartex" xmlns:cx6="http://schemas.microsoft.com/office/drawing/2016/5/12/chartex" xmlns:cx7="http://schemas.microsoft.com/office/drawing/2016/5/13/chartex" xmlns:cx8="http://schemas.microsoft.com/office/drawing/2016/5/14/chartex" xmlns:mc="http://schemas.openxmlformats.org/markup-compatibility/2006" xmlns:aink="http://schemas.microsoft.com/office/drawing/2016/ink" xmlns:am3d="http://schemas.microsoft.com/office/drawing/2017/model3d" xmlns:o="urn:schemas-microsoft-com:office:office" xmlns:oel="http://schemas.microsoft.com/office/2019/extlst" xmlns:r="http://schemas.openxmlformats.org/officeDocument/2006/relationships" xmlns:m="http://schemas.openxmlformats.org/officeDocument/2006/math" xmlns:v="urn:schemas-microsoft-com:vml" xmlns:wp14="http://schemas.microsoft.com/office/word/2010/wordprocessingDrawing" xmlns:wp="http://schemas.openxmlformats.org/drawingml/2006/wordprocessingDrawing" xmlns:w10="urn:schemas-microsoft-com:office:word" xmlns:w="http://schemas.openxmlformats.org/wordprocessingml/2006/main" xmlns:w14="http://schemas.microsoft.com/office/word/2010/wordml" xmlns:w15="http://schemas.microsoft.com/office/word/2012/wordml" xmlns:w16cex="http://schemas.microsoft.com/office/word/2018/wordml/cex" xmlns:w16cid="http://schemas.microsoft.com/office/word/2016/wordml/cid" xmlns:w16="http://schemas.microsoft.com/office/word/2018/wordml" xmlns:w16du="http://schemas.microsoft.com/office/word/2023/wordml/word16du" xmlns:w16sdtdh="http://schemas.microsoft.com/office/word/2020/wordml/sdtdatahash" xmlns:w16sdtfl="http://schemas.microsoft.com/office/word/2024/wordml/sdtformatlock" xmlns:w16se="http://schemas.microsoft.com/office/word/2015/wordml/symex" xmlns:wpg="http://schemas.microsoft.com/office/word/2010/wordprocessingGroup" xmlns:wpi="http://schemas.microsoft.com/office/word/2010/wordprocessingInk" xmlns:wne="http://schemas.microsoft.com/office/word/2006/wordml" xmlns:wps="http://schemas.microsoft.com/office/word/2010/wordprocessingShape" mc:Ignorable="w14 w15 w16se w16cid w16 w16cex w16sdtdh w16sdtfl w16du wp14">
   <w:endnote w:type="separator" w:id="-1">
     <w:p>
       <w:pPr>
@@ -2124,7 +2080,7 @@
 </file>
 
 <file path=word/footnotes.xml><?xml version="1.0" encoding="utf-8"?>
-<w:footnotes xmlns:wpc="http://schemas.microsoft.com/office/word/2010/wordprocessingCanvas" xmlns:cx="http://schemas.microsoft.com/office/drawing/2014/chartex" xmlns:cx1="http://schemas.microsoft.com/office/drawing/2015/9/8/chartex" xmlns:cx2="http://schemas.microsoft.com/office/drawing/2015/10/21/chartex" xmlns:cx3="http://schemas.microsoft.com/office/drawing/2016/5/9/chartex" xmlns:cx4="http://schemas.microsoft.com/office/drawing/2016/5/10/chartex" xmlns:cx5="http://schemas.microsoft.com/office/drawing/2016/5/11/chartex" xmlns:cx6="http://schemas.microsoft.com/office/drawing/2016/5/12/chartex" xmlns:cx7="http://schemas.microsoft.com/office/drawing/2016/5/13/chartex" xmlns:cx8="http://schemas.microsoft.com/office/drawing/2016/5/14/chartex" xmlns:mc="http://schemas.openxmlformats.org/markup-compatibility/2006" xmlns:aink="http://schemas.microsoft.com/office/drawing/2016/ink" xmlns:am3d="http://schemas.microsoft.com/office/drawing/2017/model3d" xmlns:o="urn:schemas-microsoft-com:office:office" xmlns:r="http://schemas.openxmlformats.org/officeDocument/2006/relationships" xmlns:m="http://schemas.openxmlformats.org/officeDocument/2006/math" xmlns:v="urn:schemas-microsoft-com:vml" xmlns:wp14="http://schemas.microsoft.com/office/word/2010/wordprocessingDrawing" xmlns:wp="http://schemas.openxmlformats.org/drawingml/2006/wordprocessingDrawing" xmlns:w10="urn:schemas-microsoft-com:office:word" xmlns:w="http://schemas.openxmlformats.org/wordprocessingml/2006/main" xmlns:w14="http://schemas.microsoft.com/office/word/2010/wordml" xmlns:w15="http://schemas.microsoft.com/office/word/2012/wordml" xmlns:w16cex="http://schemas.microsoft.com/office/word/2018/wordml/cex" xmlns:w16cid="http://schemas.microsoft.com/office/word/2016/wordml/cid" xmlns:w16="http://schemas.microsoft.com/office/word/2018/wordml" xmlns:w16sdtdh="http://schemas.microsoft.com/office/word/2020/wordml/sdtdatahash" xmlns:w16se="http://schemas.microsoft.com/office/word/2015/wordml/symex" xmlns:wpg="http://schemas.microsoft.com/office/word/2010/wordprocessingGroup" xmlns:wpi="http://schemas.microsoft.com/office/word/2010/wordprocessingInk" xmlns:wne="http://schemas.microsoft.com/office/word/2006/wordml" xmlns:wps="http://schemas.microsoft.com/office/word/2010/wordprocessingShape" mc:Ignorable="w14 w15 w16se w16cid w16 w16cex w16sdtdh wp14">
+<w:footnotes xmlns:wpc="http://schemas.microsoft.com/office/word/2010/wordprocessingCanvas" xmlns:cx="http://schemas.microsoft.com/office/drawing/2014/chartex" xmlns:cx1="http://schemas.microsoft.com/office/drawing/2015/9/8/chartex" xmlns:cx2="http://schemas.microsoft.com/office/drawing/2015/10/21/chartex" xmlns:cx3="http://schemas.microsoft.com/office/drawing/2016/5/9/chartex" xmlns:cx4="http://schemas.microsoft.com/office/drawing/2016/5/10/chartex" xmlns:cx5="http://schemas.microsoft.com/office/drawing/2016/5/11/chartex" xmlns:cx6="http://schemas.microsoft.com/office/drawing/2016/5/12/chartex" xmlns:cx7="http://schemas.microsoft.com/office/drawing/2016/5/13/chartex" xmlns:cx8="http://schemas.microsoft.com/office/drawing/2016/5/14/chartex" xmlns:mc="http://schemas.openxmlformats.org/markup-compatibility/2006" xmlns:aink="http://schemas.microsoft.com/office/drawing/2016/ink" xmlns:am3d="http://schemas.microsoft.com/office/drawing/2017/model3d" xmlns:o="urn:schemas-microsoft-com:office:office" xmlns:oel="http://schemas.microsoft.com/office/2019/extlst" xmlns:r="http://schemas.openxmlformats.org/officeDocument/2006/relationships" xmlns:m="http://schemas.openxmlformats.org/officeDocument/2006/math" xmlns:v="urn:schemas-microsoft-com:vml" xmlns:wp14="http://schemas.microsoft.com/office/word/2010/wordprocessingDrawing" xmlns:wp="http://schemas.openxmlformats.org/drawingml/2006/wordprocessingDrawing" xmlns:w10="urn:schemas-microsoft-com:office:word" xmlns:w="http://schemas.openxmlformats.org/wordprocessingml/2006/main" xmlns:w14="http://schemas.microsoft.com/office/word/2010/wordml" xmlns:w15="http://schemas.microsoft.com/office/word/2012/wordml" xmlns:w16cex="http://schemas.microsoft.com/office/word/2018/wordml/cex" xmlns:w16cid="http://schemas.microsoft.com/office/word/2016/wordml/cid" xmlns:w16="http://schemas.microsoft.com/office/word/2018/wordml" xmlns:w16du="http://schemas.microsoft.com/office/word/2023/wordml/word16du" xmlns:w16sdtdh="http://schemas.microsoft.com/office/word/2020/wordml/sdtdatahash" xmlns:w16sdtfl="http://schemas.microsoft.com/office/word/2024/wordml/sdtformatlock" xmlns:w16se="http://schemas.microsoft.com/office/word/2015/wordml/symex" xmlns:wpg="http://schemas.microsoft.com/office/word/2010/wordprocessingGroup" xmlns:wpi="http://schemas.microsoft.com/office/word/2010/wordprocessingInk" xmlns:wne="http://schemas.microsoft.com/office/word/2006/wordml" xmlns:wps="http://schemas.microsoft.com/office/word/2010/wordprocessingShape" mc:Ignorable="w14 w15 w16se w16cid w16 w16cex w16sdtdh w16sdtfl w16du wp14">
   <w:footnote w:type="separator" w:id="-1">
     <w:p>
       <w:pPr>
@@ -2149,7 +2105,7 @@
 </file>
 
 <file path=word/header1.xml><?xml version="1.0" encoding="utf-8"?>
-<w:hdr xmlns:wpc="http://schemas.microsoft.com/office/word/2010/wordprocessingCanvas" xmlns:cx="http://schemas.microsoft.com/office/drawing/2014/chartex" xmlns:cx1="http://schemas.microsoft.com/office/drawing/2015/9/8/chartex" xmlns:cx2="http://schemas.microsoft.com/office/drawing/2015/10/21/chartex" xmlns:cx3="http://schemas.microsoft.com/office/drawing/2016/5/9/chartex" xmlns:cx4="http://schemas.microsoft.com/office/drawing/2016/5/10/chartex" xmlns:cx5="http://schemas.microsoft.com/office/drawing/2016/5/11/chartex" xmlns:cx6="http://schemas.microsoft.com/office/drawing/2016/5/12/chartex" xmlns:cx7="http://schemas.microsoft.com/office/drawing/2016/5/13/chartex" xmlns:cx8="http://schemas.microsoft.com/office/drawing/2016/5/14/chartex" xmlns:mc="http://schemas.openxmlformats.org/markup-compatibility/2006" xmlns:aink="http://schemas.microsoft.com/office/drawing/2016/ink" xmlns:am3d="http://schemas.microsoft.com/office/drawing/2017/model3d" xmlns:o="urn:schemas-microsoft-com:office:office" xmlns:r="http://schemas.openxmlformats.org/officeDocument/2006/relationships" xmlns:m="http://schemas.openxmlformats.org/officeDocument/2006/math" xmlns:v="urn:schemas-microsoft-com:vml" xmlns:wp14="http://schemas.microsoft.com/office/word/2010/wordprocessingDrawing" xmlns:wp="http://schemas.openxmlformats.org/drawingml/2006/wordprocessingDrawing" xmlns:w10="urn:schemas-microsoft-com:office:word" xmlns:w="http://schemas.openxmlformats.org/wordprocessingml/2006/main" xmlns:w14="http://schemas.microsoft.com/office/word/2010/wordml" xmlns:w15="http://schemas.microsoft.com/office/word/2012/wordml" xmlns:w16cex="http://schemas.microsoft.com/office/word/2018/wordml/cex" xmlns:w16cid="http://schemas.microsoft.com/office/word/2016/wordml/cid" xmlns:w16="http://schemas.microsoft.com/office/word/2018/wordml" xmlns:w16sdtdh="http://schemas.microsoft.com/office/word/2020/wordml/sdtdatahash" xmlns:w16se="http://schemas.microsoft.com/office/word/2015/wordml/symex" xmlns:wpg="http://schemas.microsoft.com/office/word/2010/wordprocessingGroup" xmlns:wpi="http://schemas.microsoft.com/office/word/2010/wordprocessingInk" xmlns:wne="http://schemas.microsoft.com/office/word/2006/wordml" xmlns:wps="http://schemas.microsoft.com/office/word/2010/wordprocessingShape" mc:Ignorable="w14 w15 w16se w16cid w16 w16cex w16sdtdh wp14">
+<w:hdr xmlns:wpc="http://schemas.microsoft.com/office/word/2010/wordprocessingCanvas" xmlns:cx="http://schemas.microsoft.com/office/drawing/2014/chartex" xmlns:cx1="http://schemas.microsoft.com/office/drawing/2015/9/8/chartex" xmlns:cx2="http://schemas.microsoft.com/office/drawing/2015/10/21/chartex" xmlns:cx3="http://schemas.microsoft.com/office/drawing/2016/5/9/chartex" xmlns:cx4="http://schemas.microsoft.com/office/drawing/2016/5/10/chartex" xmlns:cx5="http://schemas.microsoft.com/office/drawing/2016/5/11/chartex" xmlns:cx6="http://schemas.microsoft.com/office/drawing/2016/5/12/chartex" xmlns:cx7="http://schemas.microsoft.com/office/drawing/2016/5/13/chartex" xmlns:cx8="http://schemas.microsoft.com/office/drawing/2016/5/14/chartex" xmlns:mc="http://schemas.openxmlformats.org/markup-compatibility/2006" xmlns:aink="http://schemas.microsoft.com/office/drawing/2016/ink" xmlns:am3d="http://schemas.microsoft.com/office/drawing/2017/model3d" xmlns:o="urn:schemas-microsoft-com:office:office" xmlns:oel="http://schemas.microsoft.com/office/2019/extlst" xmlns:r="http://schemas.openxmlformats.org/officeDocument/2006/relationships" xmlns:m="http://schemas.openxmlformats.org/officeDocument/2006/math" xmlns:v="urn:schemas-microsoft-com:vml" xmlns:wp14="http://schemas.microsoft.com/office/word/2010/wordprocessingDrawing" xmlns:wp="http://schemas.openxmlformats.org/drawingml/2006/wordprocessingDrawing" xmlns:w10="urn:schemas-microsoft-com:office:word" xmlns:w="http://schemas.openxmlformats.org/wordprocessingml/2006/main" xmlns:w14="http://schemas.microsoft.com/office/word/2010/wordml" xmlns:w15="http://schemas.microsoft.com/office/word/2012/wordml" xmlns:w16cex="http://schemas.microsoft.com/office/word/2018/wordml/cex" xmlns:w16cid="http://schemas.microsoft.com/office/word/2016/wordml/cid" xmlns:w16="http://schemas.microsoft.com/office/word/2018/wordml" xmlns:w16du="http://schemas.microsoft.com/office/word/2023/wordml/word16du" xmlns:w16sdtdh="http://schemas.microsoft.com/office/word/2020/wordml/sdtdatahash" xmlns:w16sdtfl="http://schemas.microsoft.com/office/word/2024/wordml/sdtformatlock" xmlns:w16se="http://schemas.microsoft.com/office/word/2015/wordml/symex" xmlns:wpg="http://schemas.microsoft.com/office/word/2010/wordprocessingGroup" xmlns:wpi="http://schemas.microsoft.com/office/word/2010/wordprocessingInk" xmlns:wne="http://schemas.microsoft.com/office/word/2006/wordml" xmlns:wps="http://schemas.microsoft.com/office/word/2010/wordprocessingShape" mc:Ignorable="w14 w15 w16se w16cid w16 w16cex w16sdtdh w16sdtfl w16du wp14">
   <w:p>
     <w:pPr>
       <w:pStyle w:val="a5"/>
@@ -2200,7 +2156,7 @@
 </file>
 
 <file path=word/styles.xml><?xml version="1.0" encoding="utf-8"?>
-<w:styles xmlns:mc="http://schemas.openxmlformats.org/markup-compatibility/2006" xmlns:r="http://schemas.openxmlformats.org/officeDocument/2006/relationships" xmlns:w="http://schemas.openxmlformats.org/wordprocessingml/2006/main" xmlns:w14="http://schemas.microsoft.com/office/word/2010/wordml" xmlns:w15="http://schemas.microsoft.com/office/word/2012/wordml" xmlns:w16cex="http://schemas.microsoft.com/office/word/2018/wordml/cex" xmlns:w16cid="http://schemas.microsoft.com/office/word/2016/wordml/cid" xmlns:w16="http://schemas.microsoft.com/office/word/2018/wordml" xmlns:w16sdtdh="http://schemas.microsoft.com/office/word/2020/wordml/sdtdatahash" xmlns:w16se="http://schemas.microsoft.com/office/word/2015/wordml/symex" mc:Ignorable="w14 w15 w16se w16cid w16 w16cex w16sdtdh">
+<w:styles xmlns:mc="http://schemas.openxmlformats.org/markup-compatibility/2006" xmlns:r="http://schemas.openxmlformats.org/officeDocument/2006/relationships" xmlns:w="http://schemas.openxmlformats.org/wordprocessingml/2006/main" xmlns:w14="http://schemas.microsoft.com/office/word/2010/wordml" xmlns:w15="http://schemas.microsoft.com/office/word/2012/wordml" xmlns:w16cex="http://schemas.microsoft.com/office/word/2018/wordml/cex" xmlns:w16cid="http://schemas.microsoft.com/office/word/2016/wordml/cid" xmlns:w16="http://schemas.microsoft.com/office/word/2018/wordml" xmlns:w16du="http://schemas.microsoft.com/office/word/2023/wordml/word16du" xmlns:w16sdtdh="http://schemas.microsoft.com/office/word/2020/wordml/sdtdatahash" xmlns:w16sdtfl="http://schemas.microsoft.com/office/word/2024/wordml/sdtformatlock" xmlns:w16se="http://schemas.microsoft.com/office/word/2015/wordml/symex" mc:Ignorable="w14 w15 w16se w16cid w16 w16cex w16sdtdh w16sdtfl w16du">
   <w:docDefaults>
     <w:rPrDefault>
       <w:rPr>
